--- a/docs/Bayerische Nächte/Geschichten/08_Unter Uns/Unter uns_Geschichte.docx
+++ b/docs/Bayerische Nächte/Geschichten/08_Unter Uns/Unter uns_Geschichte.docx
@@ -1,6 +1,6 @@
 
 <file path=word/document.xml><?xml version="1.0" encoding="utf-8"?>
-<w:document xmlns:wpc="http://schemas.microsoft.com/office/word/2010/wordprocessingCanvas" xmlns:cx="http://schemas.microsoft.com/office/drawing/2014/chartex" xmlns:cx1="http://schemas.microsoft.com/office/drawing/2015/9/8/chartex" xmlns:cx2="http://schemas.microsoft.com/office/drawing/2015/10/21/chartex" xmlns:cx3="http://schemas.microsoft.com/office/drawing/2016/5/9/chartex" xmlns:cx4="http://schemas.microsoft.com/office/drawing/2016/5/10/chartex" xmlns:cx5="http://schemas.microsoft.com/office/drawing/2016/5/11/chartex" xmlns:cx6="http://schemas.microsoft.com/office/drawing/2016/5/12/chartex" xmlns:cx7="http://schemas.microsoft.com/office/drawing/2016/5/13/chartex" xmlns:cx8="http://schemas.microsoft.com/office/drawing/2016/5/14/chartex" xmlns:mc="http://schemas.openxmlformats.org/markup-compatibility/2006" xmlns:aink="http://schemas.microsoft.com/office/drawing/2016/ink" xmlns:am3d="http://schemas.microsoft.com/office/drawing/2017/model3d" xmlns:o="urn:schemas-microsoft-com:office:office" xmlns:oel="http://schemas.microsoft.com/office/2019/extlst" xmlns:r="http://schemas.openxmlformats.org/officeDocument/2006/relationships" xmlns:m="http://schemas.openxmlformats.org/officeDocument/2006/math" xmlns:v="urn:schemas-microsoft-com:vml" xmlns:wp14="http://schemas.microsoft.com/office/word/2010/wordprocessingDrawing" xmlns:wp="http://schemas.openxmlformats.org/drawingml/2006/wordprocessingDrawing" xmlns:w10="urn:schemas-microsoft-com:office:word" xmlns:w="http://schemas.openxmlformats.org/wordprocessingml/2006/main" xmlns:w14="http://schemas.microsoft.com/office/word/2010/wordml" xmlns:w15="http://schemas.microsoft.com/office/word/2012/wordml" xmlns:w16cex="http://schemas.microsoft.com/office/word/2018/wordml/cex" xmlns:w16cid="http://schemas.microsoft.com/office/word/2016/wordml/cid" xmlns:w16="http://schemas.microsoft.com/office/word/2018/wordml" xmlns:w16du="http://schemas.microsoft.com/office/word/2023/wordml/word16du" xmlns:w16sdtdh="http://schemas.microsoft.com/office/word/2020/wordml/sdtdatahash" xmlns:w16se="http://schemas.microsoft.com/office/word/2015/wordml/symex" xmlns:wpg="http://schemas.microsoft.com/office/word/2010/wordprocessingGroup" xmlns:wpi="http://schemas.microsoft.com/office/word/2010/wordprocessingInk" xmlns:wne="http://schemas.microsoft.com/office/word/2006/wordml" xmlns:wps="http://schemas.microsoft.com/office/word/2010/wordprocessingShape" mc:Ignorable="w14 w15 w16se w16cid w16 w16cex w16sdtdh w16du wp14">
+<w:document xmlns:wpc="http://schemas.microsoft.com/office/word/2010/wordprocessingCanvas" xmlns:cx="http://schemas.microsoft.com/office/drawing/2014/chartex" xmlns:cx1="http://schemas.microsoft.com/office/drawing/2015/9/8/chartex" xmlns:cx2="http://schemas.microsoft.com/office/drawing/2015/10/21/chartex" xmlns:cx3="http://schemas.microsoft.com/office/drawing/2016/5/9/chartex" xmlns:cx4="http://schemas.microsoft.com/office/drawing/2016/5/10/chartex" xmlns:cx5="http://schemas.microsoft.com/office/drawing/2016/5/11/chartex" xmlns:cx6="http://schemas.microsoft.com/office/drawing/2016/5/12/chartex" xmlns:cx7="http://schemas.microsoft.com/office/drawing/2016/5/13/chartex" xmlns:cx8="http://schemas.microsoft.com/office/drawing/2016/5/14/chartex" xmlns:mc="http://schemas.openxmlformats.org/markup-compatibility/2006" xmlns:aink="http://schemas.microsoft.com/office/drawing/2016/ink" xmlns:am3d="http://schemas.microsoft.com/office/drawing/2017/model3d" xmlns:o="urn:schemas-microsoft-com:office:office" xmlns:oel="http://schemas.microsoft.com/office/2019/extlst" xmlns:r="http://schemas.openxmlformats.org/officeDocument/2006/relationships" xmlns:m="http://schemas.openxmlformats.org/officeDocument/2006/math" xmlns:v="urn:schemas-microsoft-com:vml" xmlns:wp14="http://schemas.microsoft.com/office/word/2010/wordprocessingDrawing" xmlns:wp="http://schemas.openxmlformats.org/drawingml/2006/wordprocessingDrawing" xmlns:w10="urn:schemas-microsoft-com:office:word" xmlns:w="http://schemas.openxmlformats.org/wordprocessingml/2006/main" xmlns:w14="http://schemas.microsoft.com/office/word/2010/wordml" xmlns:w15="http://schemas.microsoft.com/office/word/2012/wordml" xmlns:w16cex="http://schemas.microsoft.com/office/word/2018/wordml/cex" xmlns:w16cid="http://schemas.microsoft.com/office/word/2016/wordml/cid" xmlns:w16="http://schemas.microsoft.com/office/word/2018/wordml" xmlns:w16du="http://schemas.microsoft.com/office/word/2023/wordml/word16du" xmlns:w16sdtdh="http://schemas.microsoft.com/office/word/2020/wordml/sdtdatahash" xmlns:w16sdtfl="http://schemas.microsoft.com/office/word/2024/wordml/sdtformatlock" xmlns:w16se="http://schemas.microsoft.com/office/word/2015/wordml/symex" xmlns:wpg="http://schemas.microsoft.com/office/word/2010/wordprocessingGroup" xmlns:wpi="http://schemas.microsoft.com/office/word/2010/wordprocessingInk" xmlns:wne="http://schemas.microsoft.com/office/word/2006/wordml" xmlns:wps="http://schemas.microsoft.com/office/word/2010/wordprocessingShape" mc:Ignorable="w14 w15 w16se w16cid w16 w16cex w16sdtdh w16sdtfl w16du wp14">
   <w:body>
     <w:p>
       <w:pPr>
@@ -85,6 +85,9 @@
     <w:p>
       <w:pPr>
         <w:pStyle w:val="Textkrper"/>
+        <w:rPr>
+          <w:rFonts w:hint="eastAsia"/>
+        </w:rPr>
       </w:pPr>
       <w:r>
         <w:t>Die Helden sind am Abend des 07.05.1882 auf der Suche nach dem Gestaltwandler.</w:t>
@@ -93,6 +96,9 @@
     <w:p>
       <w:pPr>
         <w:pStyle w:val="Textkrper"/>
+        <w:rPr>
+          <w:rFonts w:hint="eastAsia"/>
+        </w:rPr>
       </w:pPr>
       <w:r>
         <w:t>Sir Charles als Chef der Firma hat schon oft gewechselt, meistens war die vorherige Person unter mysteriösen Umständen verschwunden.</w:t>
@@ -101,6 +107,28 @@
     <w:p>
       <w:pPr>
         <w:pStyle w:val="Textkrper"/>
+        <w:rPr>
+          <w:rFonts w:hint="eastAsia"/>
+        </w:rPr>
+      </w:pPr>
+    </w:p>
+    <w:p>
+      <w:pPr>
+        <w:pStyle w:val="berschrift3"/>
+        <w:rPr>
+          <w:rFonts w:hint="eastAsia"/>
+        </w:rPr>
+      </w:pPr>
+      <w:r>
+        <w:t>Hauptteil</w:t>
+      </w:r>
+    </w:p>
+    <w:p>
+      <w:pPr>
+        <w:pStyle w:val="Textkrper"/>
+        <w:rPr>
+          <w:rFonts w:hint="eastAsia"/>
+        </w:rPr>
       </w:pPr>
       <w:r>
         <w:t>Janette ist unter den Passagieren und wird bei der Suche entdeckt.</w:t>
@@ -113,13 +141,80 @@
           <w:rFonts w:hint="eastAsia"/>
         </w:rPr>
       </w:pPr>
+      <w:r>
+        <w:t>Die Helden können Sir Charles fangen, da keiner der Gäste an die Reling gelassen wird, oder diese abgesperrt ist. So kann auch ein Versuch als Thunfisch in der Küche zu fliehen verhindert werden.</w:t>
+      </w:r>
+    </w:p>
+    <w:p>
+      <w:pPr>
+        <w:pStyle w:val="Textkrper"/>
+        <w:rPr>
+          <w:rFonts w:hint="eastAsia"/>
+        </w:rPr>
+      </w:pPr>
+      <w:r>
+        <w:t>Die Helden sollen Charles befragen und seine Motive kennen lernen, damit sie den politischen und diplomatischen Schaden abwenden können.</w:t>
+      </w:r>
+    </w:p>
+    <w:p>
+      <w:pPr>
+        <w:pStyle w:val="Textkrper"/>
+      </w:pPr>
+      <w:r>
+        <w:t>Er erzählt ihnen von den Jahrhunderte</w:t>
+      </w:r>
+      <w:r>
+        <w:rPr>
+          <w:rFonts w:hint="eastAsia"/>
+        </w:rPr>
+        <w:t>n</w:t>
+      </w:r>
+      <w:r>
+        <w:t xml:space="preserve"> langen V</w:t>
+      </w:r>
+      <w:r>
+        <w:rPr>
+          <w:rFonts w:hint="eastAsia"/>
+        </w:rPr>
+        <w:t>o</w:t>
+      </w:r>
+      <w:r>
+        <w:t>rbereitungen und wie er nicht der Einzige in hohen Positionen ist. Der Teufel sucht seinesgleichen und wird seinen Plan</w:t>
+      </w:r>
+    </w:p>
+    <w:p>
+      <w:pPr>
+        <w:pStyle w:val="Textkrper"/>
+        <w:rPr>
+          <w:rFonts w:hint="eastAsia"/>
+        </w:rPr>
+      </w:pPr>
+      <w:r>
+        <w:t>Am wichtigsten ist, dass niemand mitbekommt, das etwas Dämonisches vor sich geht. Egal ob der Kapitän oder die Crew und Gäste. Denn sonst wird der Kapitän extrem paranoid und lässt niemanden von Bord in der nächsten Ankunft in Gibraltar.</w:t>
+      </w:r>
+    </w:p>
+    <w:p>
+      <w:pPr>
+        <w:pStyle w:val="Textkrper"/>
+      </w:pPr>
+    </w:p>
+    <w:p>
+      <w:pPr>
+        <w:pStyle w:val="Textkrper"/>
+        <w:rPr>
+          <w:rFonts w:hint="eastAsia"/>
+        </w:rPr>
+      </w:pPr>
     </w:p>
     <w:p>
       <w:pPr>
         <w:pStyle w:val="berschrift3"/>
-      </w:pPr>
-      <w:r>
-        <w:t>Hauptteil</w:t>
+        <w:rPr>
+          <w:rFonts w:hint="eastAsia"/>
+        </w:rPr>
+      </w:pPr>
+      <w:r>
+        <w:t>Schluss</w:t>
       </w:r>
     </w:p>
     <w:p>
@@ -129,25 +224,9 @@
           <w:rFonts w:hint="eastAsia"/>
         </w:rPr>
       </w:pPr>
-    </w:p>
-    <w:p>
-      <w:pPr>
-        <w:pStyle w:val="berschrift3"/>
-        <w:rPr>
-          <w:rFonts w:hint="eastAsia"/>
-        </w:rPr>
-      </w:pPr>
-      <w:r>
-        <w:t>Schluss</w:t>
-      </w:r>
-    </w:p>
-    <w:p>
-      <w:pPr>
-        <w:pStyle w:val="Textkrper"/>
-        <w:rPr>
-          <w:rFonts w:hint="eastAsia"/>
-        </w:rPr>
-      </w:pPr>
+      <w:r>
+        <w:t>Man kommt in Gibraltar an</w:t>
+      </w:r>
     </w:p>
     <w:sectPr>
       <w:pgSz w:w="11906" w:h="16838"/>
@@ -160,7 +239,7 @@
 </file>
 
 <file path=word/numbering.xml><?xml version="1.0" encoding="utf-8"?>
-<w:numbering xmlns:wpc="http://schemas.microsoft.com/office/word/2010/wordprocessingCanvas" xmlns:cx="http://schemas.microsoft.com/office/drawing/2014/chartex" xmlns:cx1="http://schemas.microsoft.com/office/drawing/2015/9/8/chartex" xmlns:cx2="http://schemas.microsoft.com/office/drawing/2015/10/21/chartex" xmlns:cx3="http://schemas.microsoft.com/office/drawing/2016/5/9/chartex" xmlns:cx4="http://schemas.microsoft.com/office/drawing/2016/5/10/chartex" xmlns:cx5="http://schemas.microsoft.com/office/drawing/2016/5/11/chartex" xmlns:cx6="http://schemas.microsoft.com/office/drawing/2016/5/12/chartex" xmlns:cx7="http://schemas.microsoft.com/office/drawing/2016/5/13/chartex" xmlns:cx8="http://schemas.microsoft.com/office/drawing/2016/5/14/chartex" xmlns:mc="http://schemas.openxmlformats.org/markup-compatibility/2006" xmlns:aink="http://schemas.microsoft.com/office/drawing/2016/ink" xmlns:am3d="http://schemas.microsoft.com/office/drawing/2017/model3d" xmlns:o="urn:schemas-microsoft-com:office:office" xmlns:oel="http://schemas.microsoft.com/office/2019/extlst" xmlns:r="http://schemas.openxmlformats.org/officeDocument/2006/relationships" xmlns:m="http://schemas.openxmlformats.org/officeDocument/2006/math" xmlns:v="urn:schemas-microsoft-com:vml" xmlns:wp14="http://schemas.microsoft.com/office/word/2010/wordprocessingDrawing" xmlns:wp="http://schemas.openxmlformats.org/drawingml/2006/wordprocessingDrawing" xmlns:w10="urn:schemas-microsoft-com:office:word" xmlns:w="http://schemas.openxmlformats.org/wordprocessingml/2006/main" xmlns:w14="http://schemas.microsoft.com/office/word/2010/wordml" xmlns:w15="http://schemas.microsoft.com/office/word/2012/wordml" xmlns:w16cex="http://schemas.microsoft.com/office/word/2018/wordml/cex" xmlns:w16cid="http://schemas.microsoft.com/office/word/2016/wordml/cid" xmlns:w16="http://schemas.microsoft.com/office/word/2018/wordml" xmlns:w16du="http://schemas.microsoft.com/office/word/2023/wordml/word16du" xmlns:w16sdtdh="http://schemas.microsoft.com/office/word/2020/wordml/sdtdatahash" xmlns:w16se="http://schemas.microsoft.com/office/word/2015/wordml/symex" xmlns:wpg="http://schemas.microsoft.com/office/word/2010/wordprocessingGroup" xmlns:wpi="http://schemas.microsoft.com/office/word/2010/wordprocessingInk" xmlns:wne="http://schemas.microsoft.com/office/word/2006/wordml" xmlns:wps="http://schemas.microsoft.com/office/word/2010/wordprocessingShape" mc:Ignorable="w14 w15 w16se w16cid w16 w16cex w16sdtdh w16du wp14">
+<w:numbering xmlns:wpc="http://schemas.microsoft.com/office/word/2010/wordprocessingCanvas" xmlns:cx="http://schemas.microsoft.com/office/drawing/2014/chartex" xmlns:cx1="http://schemas.microsoft.com/office/drawing/2015/9/8/chartex" xmlns:cx2="http://schemas.microsoft.com/office/drawing/2015/10/21/chartex" xmlns:cx3="http://schemas.microsoft.com/office/drawing/2016/5/9/chartex" xmlns:cx4="http://schemas.microsoft.com/office/drawing/2016/5/10/chartex" xmlns:cx5="http://schemas.microsoft.com/office/drawing/2016/5/11/chartex" xmlns:cx6="http://schemas.microsoft.com/office/drawing/2016/5/12/chartex" xmlns:cx7="http://schemas.microsoft.com/office/drawing/2016/5/13/chartex" xmlns:cx8="http://schemas.microsoft.com/office/drawing/2016/5/14/chartex" xmlns:mc="http://schemas.openxmlformats.org/markup-compatibility/2006" xmlns:aink="http://schemas.microsoft.com/office/drawing/2016/ink" xmlns:am3d="http://schemas.microsoft.com/office/drawing/2017/model3d" xmlns:o="urn:schemas-microsoft-com:office:office" xmlns:oel="http://schemas.microsoft.com/office/2019/extlst" xmlns:r="http://schemas.openxmlformats.org/officeDocument/2006/relationships" xmlns:m="http://schemas.openxmlformats.org/officeDocument/2006/math" xmlns:v="urn:schemas-microsoft-com:vml" xmlns:wp14="http://schemas.microsoft.com/office/word/2010/wordprocessingDrawing" xmlns:wp="http://schemas.openxmlformats.org/drawingml/2006/wordprocessingDrawing" xmlns:w10="urn:schemas-microsoft-com:office:word" xmlns:w="http://schemas.openxmlformats.org/wordprocessingml/2006/main" xmlns:w14="http://schemas.microsoft.com/office/word/2010/wordml" xmlns:w15="http://schemas.microsoft.com/office/word/2012/wordml" xmlns:w16cex="http://schemas.microsoft.com/office/word/2018/wordml/cex" xmlns:w16cid="http://schemas.microsoft.com/office/word/2016/wordml/cid" xmlns:w16="http://schemas.microsoft.com/office/word/2018/wordml" xmlns:w16du="http://schemas.microsoft.com/office/word/2023/wordml/word16du" xmlns:w16sdtdh="http://schemas.microsoft.com/office/word/2020/wordml/sdtdatahash" xmlns:w16sdtfl="http://schemas.microsoft.com/office/word/2024/wordml/sdtformatlock" xmlns:w16se="http://schemas.microsoft.com/office/word/2015/wordml/symex" xmlns:wpg="http://schemas.microsoft.com/office/word/2010/wordprocessingGroup" xmlns:wpi="http://schemas.microsoft.com/office/word/2010/wordprocessingInk" xmlns:wne="http://schemas.microsoft.com/office/word/2006/wordml" xmlns:wps="http://schemas.microsoft.com/office/word/2010/wordprocessingShape" mc:Ignorable="w14 w15 w16se w16cid w16 w16cex w16sdtdh w16sdtfl w16du wp14">
   <w:abstractNum w:abstractNumId="0" w15:restartNumberingAfterBreak="0">
     <w:nsid w:val="0B7B1DA5"/>
     <w:multiLevelType w:val="multilevel"/>
@@ -293,7 +372,7 @@
 </file>
 
 <file path=word/styles.xml><?xml version="1.0" encoding="utf-8"?>
-<w:styles xmlns:mc="http://schemas.openxmlformats.org/markup-compatibility/2006" xmlns:r="http://schemas.openxmlformats.org/officeDocument/2006/relationships" xmlns:w="http://schemas.openxmlformats.org/wordprocessingml/2006/main" xmlns:w14="http://schemas.microsoft.com/office/word/2010/wordml" xmlns:w15="http://schemas.microsoft.com/office/word/2012/wordml" xmlns:w16cex="http://schemas.microsoft.com/office/word/2018/wordml/cex" xmlns:w16cid="http://schemas.microsoft.com/office/word/2016/wordml/cid" xmlns:w16="http://schemas.microsoft.com/office/word/2018/wordml" xmlns:w16du="http://schemas.microsoft.com/office/word/2023/wordml/word16du" xmlns:w16sdtdh="http://schemas.microsoft.com/office/word/2020/wordml/sdtdatahash" xmlns:w16se="http://schemas.microsoft.com/office/word/2015/wordml/symex" mc:Ignorable="w14 w15 w16se w16cid w16 w16cex w16sdtdh w16du">
+<w:styles xmlns:mc="http://schemas.openxmlformats.org/markup-compatibility/2006" xmlns:r="http://schemas.openxmlformats.org/officeDocument/2006/relationships" xmlns:w="http://schemas.openxmlformats.org/wordprocessingml/2006/main" xmlns:w14="http://schemas.microsoft.com/office/word/2010/wordml" xmlns:w15="http://schemas.microsoft.com/office/word/2012/wordml" xmlns:w16cex="http://schemas.microsoft.com/office/word/2018/wordml/cex" xmlns:w16cid="http://schemas.microsoft.com/office/word/2016/wordml/cid" xmlns:w16="http://schemas.microsoft.com/office/word/2018/wordml" xmlns:w16du="http://schemas.microsoft.com/office/word/2023/wordml/word16du" xmlns:w16sdtdh="http://schemas.microsoft.com/office/word/2020/wordml/sdtdatahash" xmlns:w16sdtfl="http://schemas.microsoft.com/office/word/2024/wordml/sdtformatlock" xmlns:w16se="http://schemas.microsoft.com/office/word/2015/wordml/symex" mc:Ignorable="w14 w15 w16se w16cid w16 w16cex w16sdtdh w16sdtfl w16du">
   <w:docDefaults>
     <w:rPrDefault>
       <w:rPr>

--- a/docs/Bayerische Nächte/Geschichten/08_Unter Uns/Unter uns_Geschichte.docx
+++ b/docs/Bayerische Nächte/Geschichten/08_Unter Uns/Unter uns_Geschichte.docx
@@ -92,13 +92,36 @@
       <w:r>
         <w:t>Die Helden sind am Abend des 07.05.1882 auf der Suche nach dem Gestaltwandler.</w:t>
       </w:r>
-    </w:p>
-    <w:p>
-      <w:pPr>
-        <w:pStyle w:val="Textkrper"/>
-        <w:rPr>
-          <w:rFonts w:hint="eastAsia"/>
-        </w:rPr>
+      <w:r>
+        <w:t xml:space="preserve"> Der Besatzung unter Kapitän </w:t>
+      </w:r>
+      <w:proofErr w:type="spellStart"/>
+      <w:r>
+        <w:rPr>
+          <w:rFonts w:hint="eastAsia"/>
+        </w:rPr>
+        <w:t>Gunbald</w:t>
+      </w:r>
+      <w:proofErr w:type="spellEnd"/>
+      <w:r>
+        <w:rPr>
+          <w:rFonts w:hint="eastAsia"/>
+        </w:rPr>
+        <w:t xml:space="preserve"> Karlos</w:t>
+      </w:r>
+      <w:r>
+        <w:t xml:space="preserve"> wird erklärt, das</w:t>
+      </w:r>
+      <w:r>
+        <w:t>s</w:t>
+      </w:r>
+      <w:r>
+        <w:t xml:space="preserve"> Heinrich unter den Toden ist, er wurde fachmännisch verkleidet.</w:t>
+      </w:r>
+    </w:p>
+    <w:p>
+      <w:pPr>
+        <w:pStyle w:val="Textkrper"/>
       </w:pPr>
       <w:r>
         <w:t>Sir Charles als Chef der Firma hat schon oft gewechselt, meistens war die vorherige Person unter mysteriösen Umständen verschwunden.</w:t>
@@ -111,6 +134,218 @@
           <w:rFonts w:hint="eastAsia"/>
         </w:rPr>
       </w:pPr>
+      <w:r>
+        <w:rPr>
+          <w:rFonts w:hint="eastAsia"/>
+        </w:rPr>
+        <w:t xml:space="preserve">Es ist der 05.05.1882, die Helden sind auf hoher See unterwegs um in Japan Hinweise zur </w:t>
+      </w:r>
+      <w:proofErr w:type="spellStart"/>
+      <w:r>
+        <w:rPr>
+          <w:rFonts w:hint="eastAsia"/>
+        </w:rPr>
+        <w:t>zuk</w:t>
+      </w:r>
+      <w:proofErr w:type="spellEnd"/>
+      <w:r>
+        <w:rPr>
+          <w:rFonts w:hint="eastAsia"/>
+        </w:rPr>
+        <w:t>ü</w:t>
+      </w:r>
+      <w:proofErr w:type="spellStart"/>
+      <w:r>
+        <w:rPr>
+          <w:rFonts w:hint="eastAsia"/>
+        </w:rPr>
+        <w:t>nftigen</w:t>
+      </w:r>
+      <w:proofErr w:type="spellEnd"/>
+      <w:r>
+        <w:rPr>
+          <w:rFonts w:hint="eastAsia"/>
+        </w:rPr>
+        <w:t xml:space="preserve"> Entstehung der Uhr zu finden und ihr Wissen in japanische Geister (Kami) und Dämonen (</w:t>
+      </w:r>
+      <w:proofErr w:type="spellStart"/>
+      <w:r>
+        <w:rPr>
+          <w:rFonts w:hint="eastAsia"/>
+        </w:rPr>
+        <w:t>Yokai</w:t>
+      </w:r>
+      <w:proofErr w:type="spellEnd"/>
+      <w:r>
+        <w:rPr>
+          <w:rFonts w:hint="eastAsia"/>
+        </w:rPr>
+        <w:t xml:space="preserve">) auszubauen. Dort sollen sie von dem Historiker und Geisterkenner Ludwig Riess in Empfang genommen werden. Mit Hilfe der </w:t>
+      </w:r>
+      <w:r>
+        <w:rPr>
+          <w:rFonts w:hint="eastAsia"/>
+        </w:rPr>
+        <w:t>„</w:t>
+      </w:r>
+      <w:r>
+        <w:rPr>
+          <w:rFonts w:hint="eastAsia"/>
+        </w:rPr>
+        <w:t>Deutschen Gesellschaft f</w:t>
+      </w:r>
+      <w:r>
+        <w:rPr>
+          <w:rFonts w:hint="eastAsia"/>
+        </w:rPr>
+        <w:t>ü</w:t>
+      </w:r>
+      <w:r>
+        <w:rPr>
+          <w:rFonts w:hint="eastAsia"/>
+        </w:rPr>
+        <w:t>r Natur- und Völkerkunde Ostasiens</w:t>
+      </w:r>
+      <w:r>
+        <w:rPr>
+          <w:rFonts w:hint="eastAsia"/>
+        </w:rPr>
+        <w:t>“</w:t>
+      </w:r>
+      <w:r>
+        <w:rPr>
+          <w:rFonts w:hint="eastAsia"/>
+        </w:rPr>
+        <w:t xml:space="preserve"> können sie vielleicht mehr erfahren.  </w:t>
+      </w:r>
+    </w:p>
+    <w:p>
+      <w:pPr>
+        <w:pStyle w:val="Textkrper"/>
+        <w:rPr>
+          <w:rFonts w:hint="eastAsia"/>
+        </w:rPr>
+      </w:pPr>
+      <w:r>
+        <w:rPr>
+          <w:rFonts w:hint="eastAsia"/>
+        </w:rPr>
+        <w:t xml:space="preserve">Sie sind </w:t>
+      </w:r>
+      <w:proofErr w:type="spellStart"/>
+      <w:r>
+        <w:rPr>
+          <w:rFonts w:hint="eastAsia"/>
+        </w:rPr>
+        <w:t>daf</w:t>
+      </w:r>
+      <w:proofErr w:type="spellEnd"/>
+      <w:r>
+        <w:rPr>
+          <w:rFonts w:hint="eastAsia"/>
+        </w:rPr>
+        <w:t>ü</w:t>
+      </w:r>
+      <w:r>
+        <w:rPr>
+          <w:rFonts w:hint="eastAsia"/>
+        </w:rPr>
+        <w:t xml:space="preserve">r als </w:t>
+      </w:r>
+      <w:r>
+        <w:rPr>
+          <w:rFonts w:hint="eastAsia"/>
+        </w:rPr>
+        <w:t>„</w:t>
+      </w:r>
+      <w:r>
+        <w:rPr>
+          <w:rFonts w:hint="eastAsia"/>
+        </w:rPr>
+        <w:t>O-</w:t>
+      </w:r>
+      <w:proofErr w:type="spellStart"/>
+      <w:r>
+        <w:rPr>
+          <w:rFonts w:hint="eastAsia"/>
+        </w:rPr>
+        <w:t>yatoi</w:t>
+      </w:r>
+      <w:proofErr w:type="spellEnd"/>
+      <w:r>
+        <w:rPr>
+          <w:rFonts w:hint="eastAsia"/>
+        </w:rPr>
+        <w:t xml:space="preserve"> </w:t>
+      </w:r>
+      <w:proofErr w:type="spellStart"/>
+      <w:r>
+        <w:rPr>
+          <w:rFonts w:hint="eastAsia"/>
+        </w:rPr>
+        <w:t>gaikokujin</w:t>
+      </w:r>
+      <w:proofErr w:type="spellEnd"/>
+      <w:r>
+        <w:rPr>
+          <w:rFonts w:hint="eastAsia"/>
+        </w:rPr>
+        <w:t>“</w:t>
+      </w:r>
+      <w:r>
+        <w:rPr>
+          <w:rFonts w:hint="eastAsia"/>
+        </w:rPr>
+        <w:t xml:space="preserve"> Kontraktausländer, ausgegeben. Sie m</w:t>
+      </w:r>
+      <w:r>
+        <w:rPr>
+          <w:rFonts w:hint="eastAsia"/>
+        </w:rPr>
+        <w:t>ü</w:t>
+      </w:r>
+      <w:proofErr w:type="spellStart"/>
+      <w:r>
+        <w:rPr>
+          <w:rFonts w:hint="eastAsia"/>
+        </w:rPr>
+        <w:t>ssen</w:t>
+      </w:r>
+      <w:proofErr w:type="spellEnd"/>
+      <w:r>
+        <w:rPr>
+          <w:rFonts w:hint="eastAsia"/>
+        </w:rPr>
+        <w:t xml:space="preserve"> später mit ihren Fertigkeiten beweisen, dass sie des Kontrakts w</w:t>
+      </w:r>
+      <w:r>
+        <w:rPr>
+          <w:rFonts w:hint="eastAsia"/>
+        </w:rPr>
+        <w:t>ü</w:t>
+      </w:r>
+      <w:proofErr w:type="spellStart"/>
+      <w:r>
+        <w:rPr>
+          <w:rFonts w:hint="eastAsia"/>
+        </w:rPr>
+        <w:t>rdig</w:t>
+      </w:r>
+      <w:proofErr w:type="spellEnd"/>
+      <w:r>
+        <w:rPr>
+          <w:rFonts w:hint="eastAsia"/>
+        </w:rPr>
+        <w:t xml:space="preserve"> sind.</w:t>
+      </w:r>
+    </w:p>
+    <w:p>
+      <w:pPr>
+        <w:pStyle w:val="Textkrper"/>
+        <w:rPr>
+          <w:rFonts w:hint="eastAsia"/>
+        </w:rPr>
+      </w:pPr>
     </w:p>
     <w:p>
       <w:pPr>
@@ -127,12 +362,78 @@
       <w:pPr>
         <w:pStyle w:val="Textkrper"/>
         <w:rPr>
-          <w:rFonts w:hint="eastAsia"/>
+          <w:color w:val="FF0000"/>
         </w:rPr>
       </w:pPr>
       <w:r>
         <w:t>Janette ist unter den Passagieren und wird bei der Suche entdeckt.</w:t>
       </w:r>
+      <w:r>
+        <w:t xml:space="preserve"> Wird sie nicht mit Silber überprüft, dann wird sie von Sir Charles gespielt und die Geschichte dreht sich um ihre E</w:t>
+      </w:r>
+      <w:r>
+        <w:rPr>
+          <w:rFonts w:hint="eastAsia"/>
+        </w:rPr>
+        <w:t>n</w:t>
+      </w:r>
+      <w:r>
+        <w:t>tführung und die Verhandlungen um seine und ihre Freiheit.</w:t>
+      </w:r>
+      <w:r>
+        <w:t xml:space="preserve"> </w:t>
+      </w:r>
+      <w:r>
+        <w:rPr>
+          <w:color w:val="FF0000"/>
+        </w:rPr>
+        <w:t>-&gt; Charles Entführt Janette</w:t>
+      </w:r>
+    </w:p>
+    <w:p>
+      <w:pPr>
+        <w:pStyle w:val="Textkrper"/>
+        <w:rPr>
+          <w:rFonts w:hint="eastAsia"/>
+        </w:rPr>
+      </w:pPr>
+    </w:p>
+    <w:p>
+      <w:pPr>
+        <w:pStyle w:val="Textkrper"/>
+        <w:rPr>
+          <w:color w:val="FF0000"/>
+        </w:rPr>
+      </w:pPr>
+      <w:r>
+        <w:t>Auf die Seite der Helden wird ihnen der bekannte Leibwächter des Luxusabteils, Maksim Saizew gestellt. Dieser zeigt in wichtigen Momenten seine Verletzthei</w:t>
+      </w:r>
+      <w:r>
+        <w:rPr>
+          <w:rFonts w:hint="eastAsia"/>
+        </w:rPr>
+        <w:t>t</w:t>
+      </w:r>
+      <w:r>
+        <w:t xml:space="preserve"> über den Tod von Heinrich, die beiden waren gut befreundet. Hier kann psychologisch geholfen werden um einen starken Verbündeten zu behalten.</w:t>
+      </w:r>
+      <w:r>
+        <w:t xml:space="preserve"> </w:t>
+      </w:r>
+      <w:r>
+        <w:rPr>
+          <w:color w:val="FF0000"/>
+        </w:rPr>
+        <w:t>-&gt; Maksim als Verbündeter</w:t>
+      </w:r>
+    </w:p>
+    <w:p>
+      <w:pPr>
+        <w:pStyle w:val="Textkrper"/>
+        <w:rPr>
+          <w:rFonts w:hint="eastAsia"/>
+        </w:rPr>
+      </w:pPr>
     </w:p>
     <w:p>
       <w:pPr>
@@ -144,22 +445,26 @@
       <w:r>
         <w:t>Die Helden können Sir Charles fangen, da keiner der Gäste an die Reling gelassen wird, oder diese abgesperrt ist. So kann auch ein Versuch als Thunfisch in der Küche zu fliehen verhindert werden.</w:t>
       </w:r>
-    </w:p>
-    <w:p>
-      <w:pPr>
-        <w:pStyle w:val="Textkrper"/>
-        <w:rPr>
-          <w:rFonts w:hint="eastAsia"/>
-        </w:rPr>
+      <w:r>
+        <w:t xml:space="preserve"> </w:t>
+      </w:r>
+      <w:r>
+        <w:rPr>
+          <w:color w:val="FF0000"/>
+        </w:rPr>
+        <w:t>-&gt; Charles wird geschickt gefangen</w:t>
+      </w:r>
+    </w:p>
+    <w:p>
+      <w:pPr>
+        <w:pStyle w:val="Textkrper"/>
       </w:pPr>
       <w:r>
         <w:t>Die Helden sollen Charles befragen und seine Motive kennen lernen, damit sie den politischen und diplomatischen Schaden abwenden können.</w:t>
       </w:r>
-    </w:p>
-    <w:p>
-      <w:pPr>
-        <w:pStyle w:val="Textkrper"/>
-      </w:pPr>
+      <w:r>
+        <w:t xml:space="preserve"> </w:t>
+      </w:r>
       <w:r>
         <w:t>Er erzählt ihnen von den Jahrhunderte</w:t>
       </w:r>
@@ -181,13 +486,164 @@
       <w:r>
         <w:t>rbereitungen und wie er nicht der Einzige in hohen Positionen ist. Der Teufel sucht seinesgleichen und wird seinen Plan</w:t>
       </w:r>
-    </w:p>
-    <w:p>
-      <w:pPr>
-        <w:pStyle w:val="Textkrper"/>
-        <w:rPr>
-          <w:rFonts w:hint="eastAsia"/>
-        </w:rPr>
+      <w:r>
+        <w:t xml:space="preserve"> in gut einem Jahr in die Tat umsetzen</w:t>
+      </w:r>
+      <w:r>
+        <w:t>.</w:t>
+      </w:r>
+      <w:r>
+        <w:t xml:space="preserve"> Passt man gut auf so merkt man, das in Charles eine Münze steckt.</w:t>
+      </w:r>
+    </w:p>
+    <w:p>
+      <w:pPr>
+        <w:pStyle w:val="Textkrper"/>
+        <w:rPr>
+          <w:rFonts w:hint="eastAsia"/>
+        </w:rPr>
+      </w:pPr>
+      <w:r>
+        <w:lastRenderedPageBreak/>
+        <w:t>Wird Charles besiegt so hinterlässt er, nachdem seine Überreste fast komplett verdampft sind, eine Münze mit einer Teufelsprägung. Janette kann diese wiedererkennen, die Kreatur in „Das namenlose Monster“ oder „</w:t>
+      </w:r>
+      <w:proofErr w:type="spellStart"/>
+      <w:r>
+        <w:rPr>
+          <w:rFonts w:hint="eastAsia"/>
+        </w:rPr>
+        <w:t>Obluda</w:t>
+      </w:r>
+      <w:proofErr w:type="spellEnd"/>
+      <w:r>
+        <w:rPr>
+          <w:rFonts w:hint="eastAsia"/>
+        </w:rPr>
+        <w:t xml:space="preserve">, </w:t>
+      </w:r>
+      <w:proofErr w:type="spellStart"/>
+      <w:r>
+        <w:rPr>
+          <w:rFonts w:hint="eastAsia"/>
+        </w:rPr>
+        <w:t>Kter</w:t>
+      </w:r>
+      <w:proofErr w:type="spellEnd"/>
+      <w:r>
+        <w:rPr>
+          <w:rFonts w:hint="eastAsia"/>
+        </w:rPr>
+        <w:t>á</w:t>
+      </w:r>
+      <w:r>
+        <w:rPr>
+          <w:rFonts w:hint="eastAsia"/>
+        </w:rPr>
+        <w:t xml:space="preserve"> </w:t>
+      </w:r>
+      <w:proofErr w:type="spellStart"/>
+      <w:r>
+        <w:rPr>
+          <w:rFonts w:hint="eastAsia"/>
+        </w:rPr>
+        <w:t>Nem</w:t>
+      </w:r>
+      <w:proofErr w:type="spellEnd"/>
+      <w:r>
+        <w:rPr>
+          <w:rFonts w:hint="eastAsia"/>
+        </w:rPr>
+        <w:t>á</w:t>
+      </w:r>
+      <w:r>
+        <w:rPr>
+          <w:rFonts w:hint="eastAsia"/>
+        </w:rPr>
+        <w:t xml:space="preserve"> Sv</w:t>
+      </w:r>
+      <w:r>
+        <w:rPr>
+          <w:rFonts w:hint="eastAsia"/>
+        </w:rPr>
+        <w:t>é</w:t>
+      </w:r>
+      <w:r>
+        <w:rPr>
+          <w:rFonts w:hint="eastAsia"/>
+        </w:rPr>
+        <w:t xml:space="preserve"> </w:t>
+      </w:r>
+      <w:proofErr w:type="spellStart"/>
+      <w:r>
+        <w:rPr>
+          <w:rFonts w:hint="eastAsia"/>
+        </w:rPr>
+        <w:t>Jm</w:t>
+      </w:r>
+      <w:proofErr w:type="spellEnd"/>
+      <w:r>
+        <w:rPr>
+          <w:rFonts w:hint="eastAsia"/>
+        </w:rPr>
+        <w:t>é</w:t>
+      </w:r>
+      <w:proofErr w:type="spellStart"/>
+      <w:r>
+        <w:rPr>
+          <w:rFonts w:hint="eastAsia"/>
+        </w:rPr>
+        <w:t>no</w:t>
+      </w:r>
+      <w:proofErr w:type="spellEnd"/>
+      <w:r>
+        <w:t>“ hat nach seinem Selbstmord ebenfalls so eine hinterlassen. Die Spur der Münze führt nach Prag und von dort nach Erfurt.</w:t>
+      </w:r>
+    </w:p>
+    <w:p>
+      <w:pPr>
+        <w:pStyle w:val="Textkrper"/>
+        <w:rPr>
+          <w:rFonts w:hint="eastAsia"/>
+        </w:rPr>
+      </w:pPr>
+    </w:p>
+    <w:p>
+      <w:pPr>
+        <w:pStyle w:val="Textkrper"/>
+        <w:rPr>
+          <w:color w:val="FF0000"/>
+        </w:rPr>
+      </w:pPr>
+      <w:r>
+        <w:t>Wird Charles angegriffen oder tollpatschig in die Ecke gedrängt dann wird er kämpfen. S</w:t>
+      </w:r>
+      <w:r>
+        <w:rPr>
+          <w:rFonts w:hint="eastAsia"/>
+        </w:rPr>
+        <w:t>i</w:t>
+      </w:r>
+      <w:r>
+        <w:t xml:space="preserve">lber schadet ihm aber er kann Körperteile schnell nachwachsen lassen. Auch kann er sich schnell an unterschiedlichen Gliedmaßen verstärken oder Tierformen annehmen. </w:t>
+      </w:r>
+      <w:r>
+        <w:rPr>
+          <w:color w:val="FF0000"/>
+        </w:rPr>
+        <w:t>-&gt; Kampf gegen Charles</w:t>
+      </w:r>
+    </w:p>
+    <w:p>
+      <w:pPr>
+        <w:pStyle w:val="Textkrper"/>
+        <w:rPr>
+          <w:rFonts w:hint="eastAsia"/>
+        </w:rPr>
+      </w:pPr>
+    </w:p>
+    <w:p>
+      <w:pPr>
+        <w:pStyle w:val="Textkrper"/>
       </w:pPr>
       <w:r>
         <w:t>Am wichtigsten ist, dass niemand mitbekommt, das etwas Dämonisches vor sich geht. Egal ob der Kapitän oder die Crew und Gäste. Denn sonst wird der Kapitän extrem paranoid und lässt niemanden von Bord in der nächsten Ankunft in Gibraltar.</w:t>
@@ -196,6 +652,9 @@
     <w:p>
       <w:pPr>
         <w:pStyle w:val="Textkrper"/>
+        <w:rPr>
+          <w:rFonts w:hint="eastAsia"/>
+        </w:rPr>
       </w:pPr>
     </w:p>
     <w:p>
